--- a/quanly/document_templates/nghiem_thu_thanh_ly/Mau_BBNT.docx
+++ b/quanly/document_templates/nghiem_thu_thanh_ly/Mau_BBNT.docx
@@ -1189,8 +1189,8 @@
         <w:sectPr>
           <w:footerReference w:type="even" r:id="rId11"/>
           <w:footerReference w:type="default" r:id="rId12"/>
-          <w:pgSz w:w="11907" w:h="16839" w:code="9"/>
-          <w:pgMar w:top="1134" w:right="837" w:bottom="1134" w:left="1134" w:header="284" w:footer="690" w:gutter="0"/>
+          <w:pgSz w:w="11906" w:h="16838" w:code="9"/>
+          <w:pgMar w:top="1134" w:right="1134" w:bottom="1134" w:left="1134" w:header="567" w:footer="567" w:gutter="0"/>
           <w:pgNumType w:start="1"/>
           <w:cols w:space="720"/>
           <w:docGrid w:linePitch="360"/>
@@ -1703,8 +1703,8 @@
         </w:rPr>
         <w:sectPr>
           <w:footerReference w:type="default" r:id="rId13"/>
-          <w:pgSz w:w="11907" w:h="16839" w:code="9"/>
-          <w:pgMar w:top="1134" w:right="837" w:bottom="1134" w:left="1134" w:header="284" w:footer="690" w:gutter="0"/>
+          <w:pgSz w:w="11906" w:h="16838" w:code="9"/>
+          <w:pgMar w:top="1134" w:right="1134" w:bottom="1134" w:left="1134" w:header="567" w:footer="567" w:gutter="0"/>
           <w:pgNumType w:start="2"/>
           <w:cols w:space="720"/>
           <w:docGrid w:linePitch="360"/>
@@ -1727,8 +1727,8 @@
     <w:sectPr>
       <w:footerReference w:type="default" r:id="rId14"/>
       <w:type w:val="continuous"/>
-      <w:pgSz w:w="11907" w:h="16839" w:code="9"/>
-      <w:pgMar w:top="1134" w:right="837" w:bottom="1134" w:left="1134" w:header="284" w:footer="690" w:gutter="0"/>
+      <w:pgSz w:w="11906" w:h="16838" w:code="9"/>
+      <w:pgMar w:top="1134" w:right="1134" w:bottom="1134" w:left="1134" w:header="567" w:footer="567" w:gutter="0"/>
       <w:pgNumType w:start="2"/>
       <w:cols w:space="720"/>
       <w:docGrid w:linePitch="360"/>
